--- a/papers/P8_linguistic_fossils/revision_v0.2/COVER_AND_RESPONSE_v0.2.docx
+++ b/papers/P8_linguistic_fossils/revision_v0.2/COVER_AND_RESPONSE_v0.2.docx
@@ -2737,7 +2737,7 @@
         </w:numPr>
       </w:pPr>
       <w:r>
-        <w:t xml:space="preserve">Should the revised manuscript remain anonymised, and is a tracked-changes version wanted beside the clean copy? We have prepared both an anonymised and a named file and upload the one you prefer.</w:t>
+        <w:t xml:space="preserve">Should the revised manuscript remain anonymised, and is a tracked-changes version wanted beside the clean copy? We upload the anonymised article file, as for the first submission, and will supply the named file, or a tracked-changes version, on request.</w:t>
       </w:r>
     </w:p>
     <w:p>

--- a/papers/P8_linguistic_fossils/revision_v0.2/COVER_AND_RESPONSE_v0.2.docx
+++ b/papers/P8_linguistic_fossils/revision_v0.2/COVER_AND_RESPONSE_v0.2.docx
@@ -89,7 +89,7 @@
         <w:pStyle w:val="BodyText"/>
       </w:pPr>
       <w:r>
-        <w:t xml:space="preserve">The manuscript is 24 pages in the journal’s template, with eight tables and one figure (uploaded separately as a TIFF). The data files described in the data statement are deposited at Zenodo; the DOI is given in the text. The analysis scripts, the decision rules written before the analyses were run, and all result files are in the public project repository named in the data statement. The declaration on the use of artificial intelligence has been rewritten to cover the text as well as the analyses.</w:t>
+        <w:t xml:space="preserve">The manuscript is 24 pages in the journal’s template, with eight tables and five figures (uploaded separately as TIFF files; four of them are new: a workflow diagram and three charts of the tables’ numbers, added for readers who do not work with classifiers). The data files described in the data statement are deposited at Zenodo; the DOI is given in the text. The analysis scripts, the decision rules written before the analyses were run, and all result files are in the public project repository named in the data statement. The declaration on the use of artificial intelligence has been rewritten to cover the text as well as the analyses.</w:t>
       </w:r>
     </w:p>
     <w:p>

--- a/papers/P8_linguistic_fossils/revision_v0.2/COVER_AND_RESPONSE_v0.2.docx
+++ b/papers/P8_linguistic_fossils/revision_v0.2/COVER_AND_RESPONSE_v0.2.docx
@@ -61,7 +61,7 @@
           <w:i/>
           <w:iCs/>
         </w:rPr>
-        <w:t xml:space="preserve">Uncoded basic vocabulary in six Sulawesi word lists: What the absence of a cognate-set assignment in the Austronesian Basic Vocabulary Database does and does not show</w:t>
+        <w:t xml:space="preserve">Uncoded basic vocabulary in six Sulawesi word lists of the Austronesian Basic Vocabulary Database</w:t>
       </w:r>
       <w:r>
         <w:t xml:space="preserve">. We are grateful to both reviewers and to the editors. The first reviewer’s comments corrected our classification and terminology and sent us to the literature on Makasar and Tolaki; the second reviewer’s highlights told us, point by point, where a reader of the journal would be lost in Section 3. We have tried to answer every one of them.</w:t>
